--- a/05_Website_Angular/docs/Linaw-PH-Panel-Simulation.docx
+++ b/05_Website_Angular/docs/Linaw-PH-Panel-Simulation.docx
@@ -1615,7 +1615,7 @@
           <w:sz w:val="20"/>
           <w:szCs w:val="20"/>
         </w:rPr>
-        <w:t>SAY THIS.  "We planned MySQL and changed during design, for three reasons. It enforces our own rules itself: an application can only be one of six statuses, and the database refuses anything else, so even a bug in our code cannot write a bad value. We have sixteen rules like that. Changes to the structure are all-or-nothing, so a failed update cannot leave us half-broken. And Supabase hosts it free."</w:t>
+        <w:t>SAY THIS.  "We planned MySQL and changed during design, for three reasons. It enforces our own rules itself: an application can only be one of ten statuses, and the database refuses anything else, so even a bug in our code cannot write a bad value. We have sixteen rules like that. Changes to the structure are all-or-nothing, so a failed update cannot leave us half-broken. And Supabase hosts it free."</w:t>
       </w:r>
     </w:p>
     <w:p>

--- a/05_Website_Angular/docs/Linaw-PH-Panel-Simulation.docx
+++ b/05_Website_Angular/docs/Linaw-PH-Panel-Simulation.docx
@@ -1641,7 +1641,7 @@
         <w:spacing w:after="70"/>
       </w:pPr>
       <w:r>
-        <w:t>It is also the best real example of why we used Agile.</w:t>
+        <w:t>It is also the best real example of a design decision we can explain rather than defend.</w:t>
       </w:r>
     </w:p>
     <w:p>
@@ -2001,21 +2001,21 @@
           <w:sz w:val="20"/>
           <w:szCs w:val="20"/>
         </w:rPr>
-        <w:t>FOLLOW-UP.  "You built software with Agile. Is Agile your research methodology?"</w:t>
-      </w:r>
-    </w:p>
-    <w:p>
-      <w:pPr>
-        <w:spacing w:after="260"/>
-        <w:ind w:left="900" w:right="900"/>
-        <w:jc w:val="center"/>
-      </w:pPr>
-      <w:r>
-        <w:rPr>
-          <w:sz w:val="20"/>
-          <w:szCs w:val="20"/>
-        </w:rPr>
-        <w:t>ANSWER.  "No, and our Method draws that line explicitly. Agile is how the system was built. The quantitative descriptive design is how the study investigates. Where the paper says phases or sprints it is describing construction; where it says instruments, respondents or means it is describing research."</w:t>
+        <w:t>FOLLOW-UP.  "You built software with Waterfall. Is Waterfall your research methodology?"</w:t>
+      </w:r>
+    </w:p>
+    <w:p>
+      <w:pPr>
+        <w:spacing w:after="260"/>
+        <w:ind w:left="900" w:right="900"/>
+        <w:jc w:val="center"/>
+      </w:pPr>
+      <w:r>
+        <w:rPr>
+          <w:sz w:val="20"/>
+          <w:szCs w:val="20"/>
+        </w:rPr>
+        <w:t>ANSWER.  "No, and our Method draws that line explicitly. Waterfall is how the system was built. The quantitative descriptive design is how the study investigates. Where the paper says phases it is describing construction; where it says instruments, respondents or means it is describing research."</w:t>
       </w:r>
     </w:p>
     <w:p>
@@ -4151,7 +4151,7 @@
                 <w:sz w:val="19"/>
                 <w:szCs w:val="19"/>
               </w:rPr>
-              <w:t>14. Agile or descriptive?</w:t>
+              <w:t>14. Waterfall or descriptive?</w:t>
             </w:r>
           </w:p>
         </w:tc>
@@ -4174,7 +4174,7 @@
                 <w:sz w:val="19"/>
                 <w:szCs w:val="19"/>
               </w:rPr>
-              <w:t>Both, for different things. Agile built it; descriptive studies it.</w:t>
+              <w:t>Both, for different things. Waterfall built it; descriptive studies it.</w:t>
             </w:r>
           </w:p>
         </w:tc>
